--- a/manuscript/bmt_component_revision_20261029/BMT_Manuscript_Reading.docx
+++ b/manuscript/bmt_component_revision_20261029/BMT_Manuscript_Reading.docx
@@ -2948,7 +2948,7 @@
         <w:pStyle w:val="FirstParagraph"/>
       </w:pPr>
       <w:r>
-        <w:t xml:space="preserve">The authors thank the researchers who released Kumar2024 and BCI Competition IV 2a. Ziyuan Zhu used OpenAI ChatGPT/Codex for literature organization, manuscript restructuring and language editing, code and file organization, and checks of saved results. The authors are responsible for verifying the sources, scientific claims and final manuscript content.</w:t>
+        <w:t xml:space="preserve">The authors thank the researchers who released Kumar2024 and BCI Competition IV 2a. OpenAI Codex assisted with code revision, GitHub updates, file compilation and organization, manuscript preparation and saved-result checks; OpenAI ChatGPT assisted with grammatical correction. The authors are responsible for verifying sources, scientific claims and the final manuscript.</w:t>
       </w:r>
     </w:p>
     <w:bookmarkEnd w:id="52"/>

--- a/manuscript/bmt_component_revision_20261029/BMT_Manuscript_Reading.docx
+++ b/manuscript/bmt_component_revision_20261029/BMT_Manuscript_Reading.docx
@@ -2418,7 +2418,7 @@
       <w:r>
         <w:drawing>
           <wp:inline>
-            <wp:extent cx="5334000" cy="3374345"/>
+            <wp:extent cx="5334000" cy="3891229"/>
             <wp:effectExtent b="0" l="0" r="0" t="0"/>
             <wp:docPr descr="Figure 1" title="" id="31" name="Picture"/>
             <a:graphic>
@@ -2439,7 +2439,7 @@
                   <pic:spPr bwMode="auto">
                     <a:xfrm>
                       <a:off x="0" y="0"/>
-                      <a:ext cx="5334000" cy="3374345"/>
+                      <a:ext cx="5334000" cy="3891229"/>
                     </a:xfrm>
                     <a:prstGeom prst="rect">
                       <a:avLst/>
@@ -2544,7 +2544,7 @@
       <w:r>
         <w:drawing>
           <wp:inline>
-            <wp:extent cx="5334000" cy="4077758"/>
+            <wp:extent cx="5334000" cy="4550174"/>
             <wp:effectExtent b="0" l="0" r="0" t="0"/>
             <wp:docPr descr="Figure 2" title="" id="36" name="Picture"/>
             <a:graphic>
@@ -2565,7 +2565,7 @@
                   <pic:spPr bwMode="auto">
                     <a:xfrm>
                       <a:off x="0" y="0"/>
-                      <a:ext cx="5334000" cy="4077758"/>
+                      <a:ext cx="5334000" cy="4550174"/>
                     </a:xfrm>
                     <a:prstGeom prst="rect">
                       <a:avLst/>
@@ -2618,7 +2618,7 @@
       <w:r>
         <w:drawing>
           <wp:inline>
-            <wp:extent cx="5334000" cy="4436650"/>
+            <wp:extent cx="5334000" cy="4550174"/>
             <wp:effectExtent b="0" l="0" r="0" t="0"/>
             <wp:docPr descr="Figure 3" title="" id="39" name="Picture"/>
             <a:graphic>
@@ -2639,7 +2639,7 @@
                   <pic:spPr bwMode="auto">
                     <a:xfrm>
                       <a:off x="0" y="0"/>
-                      <a:ext cx="5334000" cy="4436650"/>
+                      <a:ext cx="5334000" cy="4550174"/>
                     </a:xfrm>
                     <a:prstGeom prst="rect">
                       <a:avLst/>
@@ -2674,7 +2674,7 @@
         <w:t xml:space="preserve"> </w:t>
       </w:r>
       <w:r>
-        <w:t xml:space="preserve">A: participant BA and cohort means for four fixed decoders. B: paired participant differences and pointwise 95% bootstrap intervals for the primary full-minus-LDA-only and secondary EA-minus-full contrasts. C–D: participant-by-query-run differences across five complete test runs. Nine participants contributed 120 query trials each. Alignment references used source and current-support signals.</w:t>
+        <w:t xml:space="preserve">A: participant BA; cohort means appear beneath the method names. B: paired participant differences and pointwise 95% bootstrap intervals for the primary full-minus-LDA-only and secondary EA-minus-full contrasts. C–D: participant-by-query-run differences across five complete test runs. Nine participants contributed 120 query trials each. Alignment references used source and current-support signals.</w:t>
       </w:r>
     </w:p>
     <w:bookmarkEnd w:id="41"/>
